--- a/public/blueprint/MyFlove_Living_Blueprint_3.4.docx
+++ b/public/blueprint/MyFlove_Living_Blueprint_3.4.docx
@@ -1368,6 +1368,104 @@
       </w:r>
     </w:p>
     <w:p>
+      <w:pPr>
+        <w:pStyle w:val="Heading2"/>
+      </w:pPr>
+      <w:r>
+        <w:t>3.5 Marknad och målgrupp i siffror</w:t>
+      </w:r>
+    </w:p>
+    <w:p>
+      <w:pPr>
+        <w:spacing w:after="160"/>
+      </w:pPr>
+      <w:r>
+        <w:rPr>
+          <w:b w:val="0"/>
+          <w:sz w:val="22"/>
+        </w:rPr>
+        <w:t>MyFlove byggs för NPF-vardag. Siffrorna nedan är externa uppskattningar och prognoser som beskriver målgruppens storlek och marknadens riktning – de är inte MyFloves egna användar- eller intäktssiffror.</w:t>
+      </w:r>
+    </w:p>
+    <w:p>
+      <w:pPr>
+        <w:pStyle w:val="ListBullet"/>
+        <w:spacing w:after="80"/>
+      </w:pPr>
+      <w:r>
+        <w:t>140M+ vuxna globalt – uppskattat antal vuxna med kvarstående ADHD, baserat på en global systematisk översikt (2,58 % av vuxna, cirka 139,8 miljoner).</w:t>
+      </w:r>
+    </w:p>
+    <w:p>
+      <w:pPr>
+        <w:pStyle w:val="ListBullet"/>
+        <w:spacing w:after="80"/>
+      </w:pPr>
+      <w:r>
+        <w:t>~3 % av vuxna – Socialstyrelsen anger att cirka 3 % av vuxna i Sverige har ADHD.</w:t>
+      </w:r>
+    </w:p>
+    <w:p>
+      <w:pPr>
+        <w:pStyle w:val="ListBullet"/>
+        <w:spacing w:after="80"/>
+      </w:pPr>
+      <w:r>
+        <w:t>$1,9B – uppskattad global marknad för ADHD-appar 2025.</w:t>
+      </w:r>
+    </w:p>
+    <w:p>
+      <w:pPr>
+        <w:pStyle w:val="ListBullet"/>
+        <w:spacing w:after="80"/>
+      </w:pPr>
+      <w:r>
+        <w:t>$6,7B – uppskattad global marknad för ADHD-appar 2033.</w:t>
+      </w:r>
+    </w:p>
+    <w:p>
+      <w:pPr>
+        <w:pStyle w:val="ListBullet"/>
+        <w:spacing w:after="80"/>
+      </w:pPr>
+      <w:r>
+        <w:t>17,5 % CAGR – prognostiserad tillväxt för den globala ADHD-appmarknaden 2025–2033.</w:t>
+      </w:r>
+    </w:p>
+    <w:p>
+      <w:pPr>
+        <w:pStyle w:val="ListBullet"/>
+        <w:spacing w:after="80"/>
+      </w:pPr>
+      <w:r>
+        <w:t>$3,06B – uppskattad global digital-health-marknad för neurodivergenta användare 2025.</w:t>
+      </w:r>
+    </w:p>
+    <w:p>
+      <w:pPr>
+        <w:spacing w:after="160"/>
+      </w:pPr>
+      <w:r>
+        <w:rPr>
+          <w:b w:val="0"/>
+          <w:sz w:val="22"/>
+        </w:rPr>
+        <w:t>Källor: Global systematisk översikt (PubMed, 2021); Socialstyrelsen; Grand View Research, ADHD Apps Market; aktuell marknadsrapport för digital hälsa för neurodivergenta användare. Marknadssiffror är uppskattningar och prognoser.</w:t>
+      </w:r>
+    </w:p>
+    <w:p>
+      <w:pPr>
+        <w:spacing w:after="160"/>
+      </w:pPr>
+      <w:r>
+        <w:rPr>
+          <w:b w:val="0"/>
+          <w:sz w:val="22"/>
+        </w:rPr>
+        <w:t>MyFlove starts with ADHD — but is built for the complexity of everyday life.</w:t>
+      </w:r>
+    </w:p>
+    <w:p>
       <w:r>
         <w:br w:type="page"/>
       </w:r>
@@ -7703,6 +7801,15 @@
       </w:pPr>
       <w:r>
         <w:t>Blueprint, pitchdeck och pitchvideo uppdaterade till 3.4.</w:t>
+      </w:r>
+    </w:p>
+    <w:p>
+      <w:pPr>
+        <w:pStyle w:val="ListBullet"/>
+        <w:spacing w:after="80"/>
+      </w:pPr>
+      <w:r>
+        <w:t>Marknads- och målgruppsnyckeltal (externa uppskattningar) tillagda i blueprint, pitchdeck och pitchvideo.</w:t>
       </w:r>
     </w:p>
     <w:p>
